--- a/courts/ninth-circuit/nevada/state/supreme-court/reply-brief/usage/OUTPUT-reply-brief.docx
+++ b/courts/ninth-circuit/nevada/state/supreme-court/reply-brief/usage/OUTPUT-reply-brief.docx
@@ -2268,7 +2268,7 @@
         <w:tab/>
       </w:r>
       <w:r>
-        <w:t xml:space="preserve">13</w:t>
+        <w:t xml:space="preserve">12</w:t>
       </w:r>
     </w:p>
     <w:p>
@@ -2797,7 +2797,7 @@
         <w:tab/>
       </w:r>
       <w:r>
-        <w:t xml:space="preserve">4</w:t>
+        <w:t xml:space="preserve">5</w:t>
       </w:r>
     </w:p>
     <w:p>
@@ -3623,7 +3623,7 @@
         <w:tab/>
       </w:r>
       <w:r>
-        <w:t xml:space="preserve">4</w:t>
+        <w:t xml:space="preserve">5</w:t>
       </w:r>
     </w:p>
     <w:p>
@@ -3679,7 +3679,177 @@
         <w:tab/>
       </w:r>
       <w:r>
-        <w:t xml:space="preserve">7, 10, 12</w:t>
+        <w:t xml:space="preserve">7, 10, 11</w:t>
+      </w:r>
+    </w:p>
+    <w:p>
+      <w:pPr>
+        <w:keepLines/>
+        <w:tabs>
+          <w:tab w:val="right" w:leader="dot" w:pos="9360"/>
+        </w:tabs>
+        <w:spacing w:before="252" w:after="0" w:line="322" w:lineRule="exact"/>
+        <w:ind w:left="420" w:right="1120" w:hanging="420"/>
+      </w:pPr>
+      <w:r>
+        <w:t xml:space="preserve">NRS</w:t>
+      </w:r>
+      <w:r>
+        <w:t xml:space="preserve"> </w:t>
+      </w:r>
+      <w:r>
+        <w:t xml:space="preserve">293.2546(5)</w:t>
+      </w:r>
+      <w:r>
+        <w:t xml:space="preserve">   </w:t>
+      </w:r>
+      <w:r>
+        <w:tab/>
+      </w:r>
+      <w:r>
+        <w:t xml:space="preserve">2, 10, 11</w:t>
+      </w:r>
+    </w:p>
+    <w:p>
+      <w:pPr>
+        <w:keepLines/>
+        <w:tabs>
+          <w:tab w:val="right" w:leader="dot" w:pos="9360"/>
+        </w:tabs>
+        <w:spacing w:before="252" w:after="0" w:line="322" w:lineRule="exact"/>
+        <w:ind w:left="420" w:right="1540" w:hanging="420"/>
+      </w:pPr>
+      <w:r>
+        <w:t xml:space="preserve">NRS</w:t>
+      </w:r>
+      <w:r>
+        <w:t xml:space="preserve"> </w:t>
+      </w:r>
+      <w:r>
+        <w:t xml:space="preserve">293.2696</w:t>
+      </w:r>
+      <w:r>
+        <w:t xml:space="preserve">   </w:t>
+      </w:r>
+      <w:r>
+        <w:tab/>
+      </w:r>
+      <w:r>
+        <w:t xml:space="preserve">1, 2, 6, 7, 8, 9</w:t>
+      </w:r>
+    </w:p>
+    <w:p>
+      <w:pPr>
+        <w:keepLines/>
+        <w:tabs>
+          <w:tab w:val="right" w:leader="dot" w:pos="9360"/>
+        </w:tabs>
+        <w:spacing w:before="252" w:after="0" w:line="322" w:lineRule="exact"/>
+        <w:ind w:left="420" w:right="1120" w:hanging="420"/>
+      </w:pPr>
+      <w:r>
+        <w:t xml:space="preserve">NRS</w:t>
+      </w:r>
+      <w:r>
+        <w:t xml:space="preserve"> </w:t>
+      </w:r>
+      <w:r>
+        <w:t xml:space="preserve">293B.010</w:t>
+      </w:r>
+      <w:r>
+        <w:t xml:space="preserve">   </w:t>
+      </w:r>
+      <w:r>
+        <w:tab/>
+      </w:r>
+      <w:r>
+        <w:t xml:space="preserve">6</w:t>
+      </w:r>
+    </w:p>
+    <w:p>
+      <w:pPr>
+        <w:keepLines/>
+        <w:tabs>
+          <w:tab w:val="right" w:leader="dot" w:pos="9360"/>
+        </w:tabs>
+        <w:spacing w:before="252" w:after="0" w:line="322" w:lineRule="exact"/>
+        <w:ind w:left="420" w:right="1120" w:hanging="420"/>
+      </w:pPr>
+      <w:r>
+        <w:t xml:space="preserve">NRS</w:t>
+      </w:r>
+      <w:r>
+        <w:t xml:space="preserve"> </w:t>
+      </w:r>
+      <w:r>
+        <w:t xml:space="preserve">293B.033</w:t>
+      </w:r>
+      <w:r>
+        <w:t xml:space="preserve">   </w:t>
+      </w:r>
+      <w:r>
+        <w:tab/>
+      </w:r>
+      <w:r>
+        <w:t xml:space="preserve">6</w:t>
+      </w:r>
+    </w:p>
+    <w:p>
+      <w:pPr>
+        <w:keepLines/>
+        <w:tabs>
+          <w:tab w:val="right" w:leader="dot" w:pos="9360"/>
+        </w:tabs>
+        <w:spacing w:before="252" w:after="0" w:line="322" w:lineRule="exact"/>
+        <w:ind w:left="420" w:right="1120" w:hanging="420"/>
+      </w:pPr>
+      <w:r>
+        <w:t xml:space="preserve">NRS</w:t>
+      </w:r>
+      <w:r>
+        <w:t xml:space="preserve"> </w:t>
+      </w:r>
+      <w:r>
+        <w:t xml:space="preserve">293B.050</w:t>
+      </w:r>
+      <w:r>
+        <w:t xml:space="preserve">   </w:t>
+      </w:r>
+      <w:r>
+        <w:tab/>
+      </w:r>
+      <w:r>
+        <w:t xml:space="preserve">7, 8</w:t>
+      </w:r>
+    </w:p>
+    <w:p>
+      <w:pPr>
+        <w:keepNext/>
+        <w:keepLines/>
+        <w:spacing w:before="336" w:after="56" w:line="322" w:lineRule="exact"/>
+        <w:ind w:left="0" w:firstLine="0"/>
+        <w:jc w:val="left"/>
+      </w:pPr>
+      <w:r>
+        <w:rPr>
+          <w:b/>
+          <w:bCs/>
+        </w:rPr>
+        <w:t xml:space="preserve">Other</w:t>
+      </w:r>
+      <w:r>
+        <w:rPr>
+          <w:b/>
+          <w:bCs/>
+        </w:rPr>
+        <w:t xml:space="preserve"> </w:t>
+      </w:r>
+      <w:r>
+        <w:rPr>
+          <w:b/>
+          <w:bCs/>
+        </w:rPr>
+        <w:t xml:space="preserve">Authorities</w:t>
       </w:r>
     </w:p>
     <w:p>
@@ -3692,13 +3862,37 @@
         <w:ind w:left="420" w:right="1400" w:hanging="420"/>
       </w:pPr>
       <w:r>
-        <w:t xml:space="preserve">NRS</w:t>
-      </w:r>
-      <w:r>
-        <w:t xml:space="preserve"> </w:t>
-      </w:r>
-      <w:r>
-        <w:t xml:space="preserve">293.2546(5)</w:t>
+        <w:t xml:space="preserve">Nev.</w:t>
+      </w:r>
+      <w:r>
+        <w:t xml:space="preserve"> </w:t>
+      </w:r>
+      <w:r>
+        <w:t xml:space="preserve">Const.</w:t>
+      </w:r>
+      <w:r>
+        <w:t xml:space="preserve"> </w:t>
+      </w:r>
+      <w:r>
+        <w:t xml:space="preserve">art.</w:t>
+      </w:r>
+      <w:r>
+        <w:t xml:space="preserve"> </w:t>
+      </w:r>
+      <w:r>
+        <w:t xml:space="preserve">II,</w:t>
+      </w:r>
+      <w:r>
+        <w:t xml:space="preserve"> </w:t>
+      </w:r>
+      <w:r>
+        <w:t xml:space="preserve">§</w:t>
+      </w:r>
+      <w:r>
+        <w:t xml:space="preserve"> </w:t>
+      </w:r>
+      <w:r>
+        <w:t xml:space="preserve">1A</w:t>
       </w:r>
       <w:r>
         <w:t xml:space="preserve">   </w:t>
@@ -3708,34 +3902,6 @@
       </w:r>
       <w:r>
         <w:t xml:space="preserve">2, 10, 11, 12</w:t>
-      </w:r>
-    </w:p>
-    <w:p>
-      <w:pPr>
-        <w:keepLines/>
-        <w:tabs>
-          <w:tab w:val="right" w:leader="dot" w:pos="9360"/>
-        </w:tabs>
-        <w:spacing w:before="252" w:after="0" w:line="322" w:lineRule="exact"/>
-        <w:ind w:left="420" w:right="1540" w:hanging="420"/>
-      </w:pPr>
-      <w:r>
-        <w:t xml:space="preserve">NRS</w:t>
-      </w:r>
-      <w:r>
-        <w:t xml:space="preserve"> </w:t>
-      </w:r>
-      <w:r>
-        <w:t xml:space="preserve">293.2696</w:t>
-      </w:r>
-      <w:r>
-        <w:t xml:space="preserve">   </w:t>
-      </w:r>
-      <w:r>
-        <w:tab/>
-      </w:r>
-      <w:r>
-        <w:t xml:space="preserve">1, 2, 6, 7, 8, 9</w:t>
       </w:r>
     </w:p>
     <w:p>
@@ -3748,13 +3914,73 @@
         <w:ind w:left="420" w:right="1120" w:hanging="420"/>
       </w:pPr>
       <w:r>
-        <w:t xml:space="preserve">NRS</w:t>
-      </w:r>
-      <w:r>
-        <w:t xml:space="preserve"> </w:t>
-      </w:r>
-      <w:r>
-        <w:t xml:space="preserve">293B.010</w:t>
+        <w:t xml:space="preserve">Antonin</w:t>
+      </w:r>
+      <w:r>
+        <w:t xml:space="preserve"> </w:t>
+      </w:r>
+      <w:r>
+        <w:t xml:space="preserve">Scalia</w:t>
+      </w:r>
+      <w:r>
+        <w:t xml:space="preserve"> </w:t>
+      </w:r>
+      <w:r>
+        <w:t xml:space="preserve">&amp;</w:t>
+      </w:r>
+      <w:r>
+        <w:t xml:space="preserve"> </w:t>
+      </w:r>
+      <w:r>
+        <w:t xml:space="preserve">Bryan</w:t>
+      </w:r>
+      <w:r>
+        <w:t xml:space="preserve"> </w:t>
+      </w:r>
+      <w:r>
+        <w:t xml:space="preserve">A.</w:t>
+      </w:r>
+      <w:r>
+        <w:t xml:space="preserve"> </w:t>
+      </w:r>
+      <w:r>
+        <w:t xml:space="preserve">Garner,</w:t>
+      </w:r>
+      <w:r>
+        <w:t xml:space="preserve"> </w:t>
+      </w:r>
+      <w:r>
+        <w:rPr>
+          <w:i/>
+          <w:iCs/>
+        </w:rPr>
+        <w:t xml:space="preserve">Reading</w:t>
+      </w:r>
+      <w:r>
+        <w:rPr>
+          <w:i/>
+          <w:iCs/>
+        </w:rPr>
+        <w:t xml:space="preserve"> </w:t>
+      </w:r>
+      <w:r>
+        <w:rPr>
+          <w:i/>
+          <w:iCs/>
+        </w:rPr>
+        <w:t xml:space="preserve">Law</w:t>
+      </w:r>
+      <w:r>
+        <w:t xml:space="preserve"> </w:t>
+      </w:r>
+      <w:r>
+        <w:t xml:space="preserve">107</w:t>
+      </w:r>
+      <w:r>
+        <w:t xml:space="preserve"> </w:t>
+      </w:r>
+      <w:r>
+        <w:t xml:space="preserve">(2012)</w:t>
       </w:r>
       <w:r>
         <w:t xml:space="preserve">   </w:t>
@@ -3763,233 +3989,7 @@
         <w:tab/>
       </w:r>
       <w:r>
-        <w:t xml:space="preserve">6</w:t>
-      </w:r>
-    </w:p>
-    <w:p>
-      <w:pPr>
-        <w:keepLines/>
-        <w:tabs>
-          <w:tab w:val="right" w:leader="dot" w:pos="9360"/>
-        </w:tabs>
-        <w:spacing w:before="252" w:after="0" w:line="322" w:lineRule="exact"/>
-        <w:ind w:left="420" w:right="1120" w:hanging="420"/>
-      </w:pPr>
-      <w:r>
-        <w:t xml:space="preserve">NRS</w:t>
-      </w:r>
-      <w:r>
-        <w:t xml:space="preserve"> </w:t>
-      </w:r>
-      <w:r>
-        <w:t xml:space="preserve">293B.033</w:t>
-      </w:r>
-      <w:r>
-        <w:t xml:space="preserve">   </w:t>
-      </w:r>
-      <w:r>
-        <w:tab/>
-      </w:r>
-      <w:r>
-        <w:t xml:space="preserve">6</w:t>
-      </w:r>
-    </w:p>
-    <w:p>
-      <w:pPr>
-        <w:keepLines/>
-        <w:tabs>
-          <w:tab w:val="right" w:leader="dot" w:pos="9360"/>
-        </w:tabs>
-        <w:spacing w:before="252" w:after="0" w:line="322" w:lineRule="exact"/>
-        <w:ind w:left="420" w:right="1120" w:hanging="420"/>
-      </w:pPr>
-      <w:r>
-        <w:t xml:space="preserve">NRS</w:t>
-      </w:r>
-      <w:r>
-        <w:t xml:space="preserve"> </w:t>
-      </w:r>
-      <w:r>
-        <w:t xml:space="preserve">293B.050</w:t>
-      </w:r>
-      <w:r>
-        <w:t xml:space="preserve">   </w:t>
-      </w:r>
-      <w:r>
-        <w:tab/>
-      </w:r>
-      <w:r>
-        <w:t xml:space="preserve">7, 8</w:t>
-      </w:r>
-    </w:p>
-    <w:p>
-      <w:pPr>
-        <w:keepNext/>
-        <w:keepLines/>
-        <w:spacing w:before="336" w:after="56" w:line="322" w:lineRule="exact"/>
-        <w:ind w:left="0" w:firstLine="0"/>
-        <w:jc w:val="left"/>
-      </w:pPr>
-      <w:r>
-        <w:rPr>
-          <w:b/>
-          <w:bCs/>
-        </w:rPr>
-        <w:t xml:space="preserve">Other</w:t>
-      </w:r>
-      <w:r>
-        <w:rPr>
-          <w:b/>
-          <w:bCs/>
-        </w:rPr>
-        <w:t xml:space="preserve"> </w:t>
-      </w:r>
-      <w:r>
-        <w:rPr>
-          <w:b/>
-          <w:bCs/>
-        </w:rPr>
-        <w:t xml:space="preserve">Authorities</w:t>
-      </w:r>
-    </w:p>
-    <w:p>
-      <w:pPr>
-        <w:keepLines/>
-        <w:tabs>
-          <w:tab w:val="right" w:leader="dot" w:pos="9360"/>
-        </w:tabs>
-        <w:spacing w:before="252" w:after="0" w:line="322" w:lineRule="exact"/>
-        <w:ind w:left="420" w:right="1400" w:hanging="420"/>
-      </w:pPr>
-      <w:r>
-        <w:t xml:space="preserve">Nev.</w:t>
-      </w:r>
-      <w:r>
-        <w:t xml:space="preserve"> </w:t>
-      </w:r>
-      <w:r>
-        <w:t xml:space="preserve">Const.</w:t>
-      </w:r>
-      <w:r>
-        <w:t xml:space="preserve"> </w:t>
-      </w:r>
-      <w:r>
-        <w:t xml:space="preserve">art.</w:t>
-      </w:r>
-      <w:r>
-        <w:t xml:space="preserve"> </w:t>
-      </w:r>
-      <w:r>
-        <w:t xml:space="preserve">II,</w:t>
-      </w:r>
-      <w:r>
-        <w:t xml:space="preserve"> </w:t>
-      </w:r>
-      <w:r>
-        <w:t xml:space="preserve">§</w:t>
-      </w:r>
-      <w:r>
-        <w:t xml:space="preserve"> </w:t>
-      </w:r>
-      <w:r>
-        <w:t xml:space="preserve">1A</w:t>
-      </w:r>
-      <w:r>
-        <w:t xml:space="preserve">   </w:t>
-      </w:r>
-      <w:r>
-        <w:tab/>
-      </w:r>
-      <w:r>
-        <w:t xml:space="preserve">2, 10, 11, 12</w:t>
-      </w:r>
-    </w:p>
-    <w:p>
-      <w:pPr>
-        <w:keepLines/>
-        <w:tabs>
-          <w:tab w:val="right" w:leader="dot" w:pos="9360"/>
-        </w:tabs>
-        <w:spacing w:before="252" w:after="0" w:line="322" w:lineRule="exact"/>
-        <w:ind w:left="420" w:right="1120" w:hanging="420"/>
-      </w:pPr>
-      <w:r>
-        <w:t xml:space="preserve">Antonin</w:t>
-      </w:r>
-      <w:r>
-        <w:t xml:space="preserve"> </w:t>
-      </w:r>
-      <w:r>
-        <w:t xml:space="preserve">Scalia</w:t>
-      </w:r>
-      <w:r>
-        <w:t xml:space="preserve"> </w:t>
-      </w:r>
-      <w:r>
-        <w:t xml:space="preserve">&amp;</w:t>
-      </w:r>
-      <w:r>
-        <w:t xml:space="preserve"> </w:t>
-      </w:r>
-      <w:r>
-        <w:t xml:space="preserve">Bryan</w:t>
-      </w:r>
-      <w:r>
-        <w:t xml:space="preserve"> </w:t>
-      </w:r>
-      <w:r>
-        <w:t xml:space="preserve">A.</w:t>
-      </w:r>
-      <w:r>
-        <w:t xml:space="preserve"> </w:t>
-      </w:r>
-      <w:r>
-        <w:t xml:space="preserve">Garner,</w:t>
-      </w:r>
-      <w:r>
-        <w:t xml:space="preserve"> </w:t>
-      </w:r>
-      <w:r>
-        <w:rPr>
-          <w:i/>
-          <w:iCs/>
-        </w:rPr>
-        <w:t xml:space="preserve">Reading</w:t>
-      </w:r>
-      <w:r>
-        <w:rPr>
-          <w:i/>
-          <w:iCs/>
-        </w:rPr>
-        <w:t xml:space="preserve"> </w:t>
-      </w:r>
-      <w:r>
-        <w:rPr>
-          <w:i/>
-          <w:iCs/>
-        </w:rPr>
-        <w:t xml:space="preserve">Law</w:t>
-      </w:r>
-      <w:r>
-        <w:t xml:space="preserve"> </w:t>
-      </w:r>
-      <w:r>
-        <w:t xml:space="preserve">107</w:t>
-      </w:r>
-      <w:r>
-        <w:t xml:space="preserve"> </w:t>
-      </w:r>
-      <w:r>
-        <w:t xml:space="preserve">(2012)</w:t>
-      </w:r>
-      <w:r>
-        <w:t xml:space="preserve">   </w:t>
-      </w:r>
-      <w:r>
-        <w:tab/>
-      </w:r>
-      <w:r>
-        <w:t xml:space="preserve">8</w:t>
+        <w:t xml:space="preserve">7</w:t>
       </w:r>
     </w:p>
     <w:p>
@@ -4554,7 +4554,7 @@
         <w:pStyle w:val="BodyText"/>
       </w:pPr>
       <w:r>
-        <w:t xml:space="preserve">The Court should therefore reach the merits, and it should reverse the District Court’s denial of a preliminary injunction. By issuing the temporary regulation allowing hand counting, the Secretary violated her statutory duty to “ensure that each voting system used in this State . . . [m]eets or exceeds the standards for voting systems established by the United States Election Assistance Commission,” NRS 293.2696(5),</w:t>
+        <w:t xml:space="preserve">The Court should therefore reach the merits, and it should reverse the District Court’s denial of a preliminary injunction. By issuing the temporary regulation allowing hand counting, the Secretary violated her statutory duty to “ensure that each voting system used in this State . . . [m]eets or exceeds the standards for voting systems established by the United States Election Assistance Commission,” NRS 293.2696(5),</w:t>
       </w:r>
       <w:r>
         <w:t xml:space="preserve"> </w:t>
@@ -4596,7 +4596,7 @@
         <w:t xml:space="preserve"> </w:t>
       </w:r>
       <w:r>
-        <w:t xml:space="preserve">despite requiring “each voting system” in Nevada to meet those standards, in fact only applies to mechanical voting systems. Similarly, the Secretary cannot argue that allowing some counties to conduct hand counts provides a “uniform, statewide standard” for “counting . . . all votes accurately,” Nev. Const. art. II, § 1A(10);</w:t>
+        <w:t xml:space="preserve">despite requiring “each voting system” in Nevada to meet those standards, in fact only applies to mechanical voting systems. Similarly, the Secretary cannot argue that allowing some counties to conduct hand counts provides a “uniform, statewide standard” for “counting . . . all votes accurately,” Nev. Const. art. II, § 1A(10);</w:t>
       </w:r>
       <w:r>
         <w:t xml:space="preserve"> </w:t>
@@ -4965,7 +4965,7 @@
         <w:t xml:space="preserve">State Adopts Regulation for Hand Counting Ballots, But It Won’t Affect Nye County</w:t>
       </w:r>
       <w:r>
-        <w:t xml:space="preserve">, The Nev. Indep. (Aug. 26, 2022), https://thenevadaindependent.com/​article/​state-adopts-regulation-for-hand-counting-ballots-but-it-wont-affect-nye-county.</w:t>
+        <w:t xml:space="preserve">, The Nev. Indep. (Aug. 26, 2022), https://​thenevadaindependent.​com/​​article/​​state-​adopts-​regulation-​for-​hand-​counting-​ballots-​but-​it-​wont-​affect-​nye-​county.</w:t>
       </w:r>
       <w:r>
         <w:rPr>
@@ -5012,7 +5012,7 @@
         <w:t xml:space="preserve">See, e.g.</w:t>
       </w:r>
       <w:r>
-        <w:t xml:space="preserve">, JA008 ¶ 29 (“Because of the temporary regulation’s restrictive definition of ‘hand count,’ counties may also choose to primarily use electronic tabulation, while conducting a hand count that is not subject to the temporary regulation’s procedures at all”); JA009 ¶ 33 (similar); JA014 (seeking an injunction “prohibiting the Secretary of State from authorizing or permitting counties to engage in hand counting, whether under the temporary regulation or otherwise . . . .”).</w:t>
+        <w:t xml:space="preserve">, JA008 ¶ 29 (“Because of the temporary regulation’s restrictive definition of ‘hand count,’ counties may also choose to primarily use electronic tabulation, while conducting a hand count that is not subject to the temporary regulation’s procedures at all”); JA009 ¶ 33 (similar); JA014 (seeking an injunction “prohibiting the Secretary of State from authorizing or permitting counties to engage in hand counting, whether under the temporary regulation or otherwise . . . .”).</w:t>
       </w:r>
       <w:r>
         <w:rPr>
@@ -5039,13 +5039,13 @@
         <w:t xml:space="preserve">supra</w:t>
       </w:r>
       <w:r>
-        <w:t xml:space="preserve">, https://thenevadaindependent.com/​article/​state-adopts-regulation-for-hand-counting-ballots-but-it-wont-affect-nye-county, and he has agreed with a county commissioner that the purpose of the hand count is to “either eliminate the tabulator or let us know that the tabulator is any good or not,” Nye Cnty., Board of County</w:t>
-      </w:r>
-      <w:r>
-        <w:t xml:space="preserve"> </w:t>
-      </w:r>
-      <w:r>
-        <w:t xml:space="preserve">Commissioners Regular Meeting at 2:08:24 (Sept. 20, 2022), https://nyecounty.granicus.com/​MediaPlayer.php?view_id=4&amp;clip_id=1722. In the event that the hand and mechanical counts do not perfectly match—a likely outcome, given the unreliability of hand counting—the temporary regulation’s allowance of a parallel tabulation process therefore risks competing counts and electoral chaos.</w:t>
+        <w:t xml:space="preserve">, https://​thenevadaindependent.​com/​​article/​​state-​adopts-​regulation-​for-​hand-​counting-​ballots-​but-​it-​wont-​affect-​nye-​county, and he has agreed with a county commissioner that the purpose of the hand count is to “either eliminate the tabulator or let us know that the tabulator is any good or not,” Nye Cnty., Board of County</w:t>
+      </w:r>
+      <w:r>
+        <w:t xml:space="preserve"> </w:t>
+      </w:r>
+      <w:r>
+        <w:t xml:space="preserve">Commissioners Regular Meeting at 2:08:24 (Sept. 20, 2022), https://​nyecounty.​granicus.​com/​​MediaPlayer.​php?​view_id=4&amp;clip_id=1722. In the event that the hand and mechanical counts do not perfectly match—a likely outcome, given the unreliability of hand counting—the temporary regulation’s allowance of a parallel tabulation process therefore risks competing counts and electoral chaos.</w:t>
       </w:r>
       <w:r>
         <w:rPr>
@@ -5671,7 +5671,7 @@
         <w:t xml:space="preserve"> </w:t>
       </w:r>
       <w:r>
-        <w:t xml:space="preserve">to .400. If the Legislature had wished to restrict NRS 293.2696(5)’s</w:t>
+        <w:t xml:space="preserve">to .400. If the Legislature had wished to restrict NRS 293.2696(5)’s</w:t>
       </w:r>
       <w:r>
         <w:t xml:space="preserve"> </w:t>
@@ -5902,7 +5902,7 @@
         <w:pStyle w:val="BodyText"/>
       </w:pPr>
       <w:r>
-        <w:t xml:space="preserve">Finally, the Secretary’s argument that HAVA “explicitly excluded ‘paper ballot voting systems’ from its terms,” Resp. Br. 5–7, 12–13, in fact confirms Plaintiff’s position that hand-counted paper ballots are “voting systems” for purposes of the statute. In making this argument, Plaintiff concedes that “paper ballot voting systems . . . includes hand counting.”</w:t>
+        <w:t xml:space="preserve">Finally, the Secretary’s argument that HAVA “explicitly excluded ‘paper ballot voting systems’ from its terms,” Resp. Br. 5–7, 12–13, in fact confirms Plaintiff’s position that hand-counted paper ballots are “voting systems” for purposes of the statute. In making this argument, Plaintiff concedes that “paper ballot voting systems . . . includes hand counting.”</w:t>
       </w:r>
       <w:r>
         <w:t xml:space="preserve"> </w:t>
@@ -5918,7 +5918,7 @@
         <w:t xml:space="preserve"> </w:t>
       </w:r>
       <w:r>
-        <w:t xml:space="preserve">at 5. But HAVA exempts “paper ballot voting systems” from only a single statutory requirement applicable to “voting systems”—the requirement that “[e]ach voting system . . . permit the voter to verify (in a private and independent manner) the votes selected by the voter on the ballot before the ballot is cast and counted.” 52 U.S.C. § 21081(a)⁠(1)⁠(A)⁠(i);</w:t>
+        <w:t xml:space="preserve">at 5. But HAVA exempts “paper ballot voting systems” from only a single statutory requirement applicable to “voting systems”—the requirement that “[e]ach voting system . . . permit the voter to verify (in a private and independent manner) the votes selected by the voter on the ballot before the ballot is cast and counted.” 52 U.S.C. § 21081(a)⁠(1)⁠(A)⁠(i);</w:t>
       </w:r>
       <w:r>
         <w:t xml:space="preserve"> </w:t>
@@ -6338,7 +6338,7 @@
         <w:t xml:space="preserve"> </w:t>
       </w:r>
       <w:r>
-        <w:t xml:space="preserve">The Secretary attempts to minimize these rights and obligations as requiring uniformity only in determining “what qualifies as a vote” and not in how votes are counted. Resp. Br. 14–16. That would be an extraordinarily odd reading of the statutory and constitutional text, which is specifically concerned not just with “counting” but with “counting . . . accurately.” Nev. Const. art. II, § 1A(10)</w:t>
+        <w:t xml:space="preserve">The Secretary attempts to minimize these rights and obligations as requiring uniformity only in determining “what qualifies as a vote” and not in how votes are counted. Resp. Br. 14–16. That would be an extraordinarily odd reading of the statutory and constitutional text, which is specifically concerned not just with “counting” but with “counting . . . accurately.” Nev. Const. art. II, § 1A(10)</w:t>
       </w:r>
       <w:r>
         <w:t xml:space="preserve"> </w:t>
@@ -6445,7 +6445,7 @@
         <w:t xml:space="preserve"> </w:t>
       </w:r>
       <w:r>
-        <w:t xml:space="preserve">to do, the Legislature could easily have used HAVA’s “what constitutes a vote” language. By instead establishing a right to uniform standards for “counting . . . all votes accurately,” the Legislature unmistakably created a broader right to uniform and accurate ballot counting.</w:t>
+        <w:t xml:space="preserve">to do, the Legislature could easily have used HAVA’s “what constitutes a vote” language. By instead establishing a right to uniform standards for “counting . . . all votes accurately,” the Legislature unmistakably created a broader right to uniform and accurate ballot counting.</w:t>
       </w:r>
     </w:p>
     <w:p>
@@ -6485,7 +6485,7 @@
         <w:t xml:space="preserve">Learning from Recounts</w:t>
       </w:r>
       <w:r>
-        <w:t xml:space="preserve">, 17 Elec. L. J. 100, 115 (2018), https://www.liebertpub.com/​doi/​epdf/10.1089/​elj.2017.0440 (last visited Sept. 28, 2022). The temporary regulation is thus unlawful for this reason.</w:t>
+        <w:t xml:space="preserve">, 17 Elec. L. J. 100, 115 (2018), https://​www.​liebertpub.​com/​​doi/​​epdf/​10.​1089/​​elj.​2017.​0440 (last visited Sept. 28, 2022). The temporary regulation is thus unlawful for this reason.</w:t>
       </w:r>
     </w:p>
     <w:p>
@@ -10026,7 +10026,7 @@
         <w:t xml:space="preserve"> </w:t>
       </w:r>
       <w:r>
-        <w:t xml:space="preserve">Given the clear text and structure of Nevada law, the Secretary’s reliance on a federal-law definition of “voting system” is misplaced, particularly where the Secretary herself admits that hand-counted paper ballots are a “paper ballot voting system,” and thus a “voting system,” for federal law purposes. Resp. Br. 5, 13. Regardless, hand counting qualifies as a “voting system” even under the federal definition because, as the temporary regulation’s detailed procedures make clear, hand counting involves “mechanical . . . equipment” like specialized forms and writing implements. 52 U.S.C. § 21081(b);</w:t>
+        <w:t xml:space="preserve">Given the clear text and structure of Nevada law, the Secretary’s reliance on a federal-law definition of “voting system” is misplaced, particularly where the Secretary herself admits that hand-counted paper ballots are a “paper ballot voting system,” and thus a “voting system,” for federal law purposes. Resp. Br. 5, 13. Regardless, hand counting qualifies as a “voting system” even under the federal definition because, as the temporary regulation’s detailed procedures make clear, hand counting involves “mechanical . . . equipment” like specialized forms and writing implements. 52 U.S.C. § 21081(b);</w:t>
       </w:r>
       <w:r>
         <w:t xml:space="preserve"> </w:t>
@@ -10784,6 +10784,7 @@
     <w:unhideWhenUsed/>
     <w:qFormat/>
     <w:pPr>
+      <w:keepLines/>
       <w:spacing w:before="0" w:after="140" w:line="322" w:lineRule="exact"/>
     </w:pPr>
     <w:rPr>
@@ -11034,6 +11035,33 @@
     <w:pPr>
       <w:spacing w:before="0" w:after="0" w:line="322" w:lineRule="exact"/>
       <w:ind w:left="2160" w:hanging="720"/>
+    </w:pPr>
+  </w:style>
+  <w:style w:type="paragraph" w:customStyle="1" w:styleId="XdQuoteList1">
+    <w:name w:val="Xd Quote List 1"/>
+    <w:basedOn w:val="Normal"/>
+    <w:qFormat/>
+    <w:pPr>
+      <w:spacing w:before="0" w:after="0" w:line="322" w:lineRule="exact"/>
+      <w:ind w:left="1440" w:right="720" w:hanging="720"/>
+    </w:pPr>
+  </w:style>
+  <w:style w:type="paragraph" w:customStyle="1" w:styleId="XdQuoteList2">
+    <w:name w:val="Xd Quote List 2"/>
+    <w:basedOn w:val="Normal"/>
+    <w:qFormat/>
+    <w:pPr>
+      <w:spacing w:before="0" w:after="0" w:line="322" w:lineRule="exact"/>
+      <w:ind w:left="2160" w:right="720" w:hanging="720"/>
+    </w:pPr>
+  </w:style>
+  <w:style w:type="paragraph" w:customStyle="1" w:styleId="XdQuoteList3">
+    <w:name w:val="Xd Quote List 3"/>
+    <w:basedOn w:val="Normal"/>
+    <w:qFormat/>
+    <w:pPr>
+      <w:spacing w:before="0" w:after="0" w:line="322" w:lineRule="exact"/>
+      <w:ind w:left="2880" w:right="720" w:hanging="720"/>
     </w:pPr>
   </w:style>
   <w:style w:type="paragraph" w:customStyle="1" w:styleId="SourceCode">

--- a/courts/ninth-circuit/nevada/state/supreme-court/reply-brief/usage/OUTPUT-reply-brief.docx
+++ b/courts/ninth-circuit/nevada/state/supreme-court/reply-brief/usage/OUTPUT-reply-brief.docx
@@ -4554,7 +4554,7 @@
         <w:pStyle w:val="BodyText"/>
       </w:pPr>
       <w:r>
-        <w:t xml:space="preserve">The Court should therefore reach the merits, and it should reverse the District Court’s denial of a preliminary injunction. By issuing the temporary regulation allowing hand counting, the Secretary violated her statutory duty to “ensure that each voting system used in this State . . . [m]eets or exceeds the standards for voting systems established by the United States Election Assistance Commission,” NRS 293.2696(5),</w:t>
+        <w:t xml:space="preserve">The Court should therefore reach the merits, and it should reverse the District Court’s denial of a preliminary injunction. By issuing the temporary regulation allowing hand counting, the Secretary violated her statutory duty to “ensure that each voting system used in this State ⁠. ⁠. ⁠. [m]eets or exceeds the standards for voting systems established by the United States Election Assistance Commission,” NRS 293.2696(5),</w:t>
       </w:r>
       <w:r>
         <w:t xml:space="preserve"> </w:t>
@@ -4596,7 +4596,7 @@
         <w:t xml:space="preserve"> </w:t>
       </w:r>
       <w:r>
-        <w:t xml:space="preserve">despite requiring “each voting system” in Nevada to meet those standards, in fact only applies to mechanical voting systems. Similarly, the Secretary cannot argue that allowing some counties to conduct hand counts provides a “uniform, statewide standard” for “counting . . . all votes accurately,” Nev. Const. art. II, § 1A(10);</w:t>
+        <w:t xml:space="preserve">despite requiring “each voting system” in Nevada to meet those standards, in fact only applies to mechanical voting systems. Similarly, the Secretary cannot argue that allowing some counties to conduct hand counts provides a “uniform, statewide standard” for “counting ⁠. ⁠. ⁠. all votes accurately,” Nev. Const. art. II, § 1A(10);</w:t>
       </w:r>
       <w:r>
         <w:t xml:space="preserve"> </w:t>
@@ -5012,7 +5012,7 @@
         <w:t xml:space="preserve">See, e.g.</w:t>
       </w:r>
       <w:r>
-        <w:t xml:space="preserve">, JA008 ¶ 29 (“Because of the temporary regulation’s restrictive definition of ‘hand count,’ counties may also choose to primarily use electronic tabulation, while conducting a hand count that is not subject to the temporary regulation’s procedures at all”); JA009 ¶ 33 (similar); JA014 (seeking an injunction “prohibiting the Secretary of State from authorizing or permitting counties to engage in hand counting, whether under the temporary regulation or otherwise . . . .”).</w:t>
+        <w:t xml:space="preserve">, JA008 ¶ 29 (“Because of the temporary regulation’s restrictive definition of ‘hand count,’ counties may also choose to primarily use electronic tabulation, while conducting a hand count that is not subject to the temporary regulation’s procedures at all”); JA009 ¶ 33 (similar); JA014 (seeking an injunction “prohibiting the Secretary of State from authorizing or permitting counties to engage in hand counting, whether under the temporary regulation or otherwise ⁠. ⁠. ⁠. ⁠.”).</w:t>
       </w:r>
       <w:r>
         <w:rPr>
@@ -5045,7 +5045,7 @@
         <w:t xml:space="preserve"> </w:t>
       </w:r>
       <w:r>
-        <w:t xml:space="preserve">Commissioners Regular Meeting at 2:08:24 (Sept. 20, 2022), https://​nyecounty.​granicus.​com/​​MediaPlayer.​php?​view_id=4&amp;clip_id=1722. In the event that the hand and mechanical counts do not perfectly match—a likely outcome, given the unreliability of hand counting—the temporary regulation’s allowance of a parallel tabulation process therefore risks competing counts and electoral chaos.</w:t>
+        <w:t xml:space="preserve">Commissioners Regular Meeting at 2:08:24 (Sept. 20, 2022), https://​nyecounty.​granicus.​com/​​MediaPlayer.​php?​view_id=4&amp;​clip_id=1722. In the event that the hand and mechanical counts do not perfectly match—a likely outcome, given the unreliability of hand counting—the temporary regulation’s allowance of a parallel tabulation process therefore risks competing counts and electoral chaos.</w:t>
       </w:r>
       <w:r>
         <w:rPr>
@@ -5671,7 +5671,7 @@
         <w:t xml:space="preserve"> </w:t>
       </w:r>
       <w:r>
-        <w:t xml:space="preserve">to .400. If the Legislature had wished to restrict NRS 293.2696(5)’s</w:t>
+        <w:t xml:space="preserve">to ⁠.400. If the Legislature had wished to restrict NRS 293.2696(5)’s</w:t>
       </w:r>
       <w:r>
         <w:t xml:space="preserve"> </w:t>
@@ -5902,7 +5902,7 @@
         <w:pStyle w:val="BodyText"/>
       </w:pPr>
       <w:r>
-        <w:t xml:space="preserve">Finally, the Secretary’s argument that HAVA “explicitly excluded ‘paper ballot voting systems’ from its terms,” Resp. Br. 5–7, 12–13, in fact confirms Plaintiff’s position that hand-counted paper ballots are “voting systems” for purposes of the statute. In making this argument, Plaintiff concedes that “paper ballot voting systems . . . includes hand counting.”</w:t>
+        <w:t xml:space="preserve">Finally, the Secretary’s argument that HAVA “explicitly excluded ‘paper ballot voting systems’ from its terms,” Resp. Br. 5–7, 12–13, in fact confirms Plaintiff’s position that hand-counted paper ballots are “voting systems” for purposes of the statute. In making this argument, Plaintiff concedes that “paper ballot voting systems ⁠. ⁠. ⁠. includes hand counting.”</w:t>
       </w:r>
       <w:r>
         <w:t xml:space="preserve"> </w:t>
@@ -5918,7 +5918,7 @@
         <w:t xml:space="preserve"> </w:t>
       </w:r>
       <w:r>
-        <w:t xml:space="preserve">at 5. But HAVA exempts “paper ballot voting systems” from only a single statutory requirement applicable to “voting systems”—the requirement that “[e]ach voting system . . . permit the voter to verify (in a private and independent manner) the votes selected by the voter on the ballot before the ballot is cast and counted.” 52 U.S.C. § 21081(a)⁠(1)⁠(A)⁠(i);</w:t>
+        <w:t xml:space="preserve">at 5. But HAVA exempts “paper ballot voting systems” from only a single statutory requirement applicable to “voting systems”—the requirement that “[e]ach voting system ⁠. ⁠. ⁠. permit the voter to verify (in a private and independent manner) the votes selected by the voter on the ballot before the ballot is cast and counted.” 52 U.S.C. § 21081(a)⁠(1)⁠(A)⁠(i);</w:t>
       </w:r>
       <w:r>
         <w:t xml:space="preserve"> </w:t>
@@ -6338,7 +6338,7 @@
         <w:t xml:space="preserve"> </w:t>
       </w:r>
       <w:r>
-        <w:t xml:space="preserve">The Secretary attempts to minimize these rights and obligations as requiring uniformity only in determining “what qualifies as a vote” and not in how votes are counted. Resp. Br. 14–16. That would be an extraordinarily odd reading of the statutory and constitutional text, which is specifically concerned not just with “counting” but with “counting . . . accurately.” Nev. Const. art. II, § 1A(10)</w:t>
+        <w:t xml:space="preserve">The Secretary attempts to minimize these rights and obligations as requiring uniformity only in determining “what qualifies as a vote” and not in how votes are counted. Resp. Br. 14–16. That would be an extraordinarily odd reading of the statutory and constitutional text, which is specifically concerned not just with “counting” but with “counting ⁠. ⁠. ⁠. accurately.” Nev. Const. art. II, § 1A(10)</w:t>
       </w:r>
       <w:r>
         <w:t xml:space="preserve"> </w:t>
@@ -6445,7 +6445,7 @@
         <w:t xml:space="preserve"> </w:t>
       </w:r>
       <w:r>
-        <w:t xml:space="preserve">to do, the Legislature could easily have used HAVA’s “what constitutes a vote” language. By instead establishing a right to uniform standards for “counting . . . all votes accurately,” the Legislature unmistakably created a broader right to uniform and accurate ballot counting.</w:t>
+        <w:t xml:space="preserve">to do, the Legislature could easily have used HAVA’s “what constitutes a vote” language. By instead establishing a right to uniform standards for “counting ⁠. ⁠. ⁠. all votes accurately,” the Legislature unmistakably created a broader right to uniform and accurate ballot counting.</w:t>
       </w:r>
     </w:p>
     <w:p>
@@ -10026,7 +10026,7 @@
         <w:t xml:space="preserve"> </w:t>
       </w:r>
       <w:r>
-        <w:t xml:space="preserve">Given the clear text and structure of Nevada law, the Secretary’s reliance on a federal-law definition of “voting system” is misplaced, particularly where the Secretary herself admits that hand-counted paper ballots are a “paper ballot voting system,” and thus a “voting system,” for federal law purposes. Resp. Br. 5, 13. Regardless, hand counting qualifies as a “voting system” even under the federal definition because, as the temporary regulation’s detailed procedures make clear, hand counting involves “mechanical . . . equipment” like specialized forms and writing implements. 52 U.S.C. § 21081(b);</w:t>
+        <w:t xml:space="preserve">Given the clear text and structure of Nevada law, the Secretary’s reliance on a federal-law definition of “voting system” is misplaced, particularly where the Secretary herself admits that hand-counted paper ballots are a “paper ballot voting system,” and thus a “voting system,” for federal law purposes. Resp. Br. 5, 13. Regardless, hand counting qualifies as a “voting system” even under the federal definition because, as the temporary regulation’s detailed procedures make clear, hand counting involves “mechanical ⁠. ⁠. ⁠. equipment” like specialized forms and writing implements. 52 U.S.C. § 21081(b);</w:t>
       </w:r>
       <w:r>
         <w:t xml:space="preserve"> </w:t>
